--- a/ASCO Strategic Plan 2027-2029.docx
+++ b/ASCO Strategic Plan 2027-2029.docx
@@ -54,6 +54,11 @@
           <w:sz w:val="21"/>
         </w:rPr>
         <w:t>CIPC Registration No.: 2026/521895/08 | SARS Income Tax Reference: 9322812265 | SARS PBO Reference: 930092287</w:t>
+      </w:r>
+    </w:p>
+    <w:p>
+      <w:r>
+        <w:t>Updated: 2 October 2026 — PBO status and related current information harmonised.</w:t>
       </w:r>
     </w:p>
     <w:p>
@@ -496,7 +501,7 @@
                 <w:b/>
                 <w:bCs/>
               </w:rPr>
-              <w:t>6 September 2026</w:t>
+              <w:t>2 October 2026</w:t>
             </w:r>
             <w:r>
               <w:br/>
@@ -619,7 +624,7 @@
                 <w:b/>
                 <w:bCs/>
               </w:rPr>
-              <w:t>6 September 2026</w:t>
+              <w:t>2 October 2026</w:t>
             </w:r>
             <w:r>
               <w:br/>
@@ -751,7 +756,7 @@
                 <w:b/>
                 <w:bCs/>
               </w:rPr>
-              <w:t>6 September 2026</w:t>
+              <w:t>2 October 2026</w:t>
             </w:r>
             <w:r>
               <w:br/>
@@ -877,7 +882,7 @@
                 <w:b/>
                 <w:bCs/>
               </w:rPr>
-              <w:t>6 September 2026</w:t>
+              <w:t>2 October 2026</w:t>
             </w:r>
             <w:r>
               <w:br/>

--- a/ASCO Strategic Plan 2027-2029.docx
+++ b/ASCO Strategic Plan 2027-2029.docx
@@ -120,7 +120,7 @@
           <w:b w:val="0"/>
           <w:sz w:val="21"/>
         </w:rPr>
-        <w:t>ASCO has exactly four Directors: Ms Busisiwe Makhosi Shandu — Chairperson / Founder; Mr Bhekisisa Shandu — Executive Director; Mr Thapelo Nelson Maqalika — Director: ICT and Communications; and Mr Khulekani Gumede — Director: People and Culture / Chairperson: Finance and Procurement. Senior non-director leadership positions are Treasurer &amp; Finance Officer; Head of Programmes &amp; Community Development; and Head of Partnerships, Gender &amp; Inclusion — VACANT.</w:t>
+        <w:t>ASCO has exactly four Directors: Ms Busisiwe Makhosi Shandu — Chairperson / Founder; Mr Bhekisisa Shandu — Executive Director; Mr Thapelo Nelson Maqalika — Director: ICT and Communications; and Mr Khulekani Gumede — Director: People and Culture / Chairperson: Finance and Procurement. Senior non-director leadership positions are Treasurer &amp; Finance Officer; Ms Angel Nokukhanya Gumede — Head of Humanitarian Affairs &amp; Emergency Response; Mr Maguqu Meshack Mzimela — Head of Programmes, Research &amp; Strategic Partnerships; and Ms Thando Mathe — Head of Social Protection, Inclusion &amp; Safeguarding.</w:t>
       </w:r>
     </w:p>
     <w:p>

--- a/ASCO Strategic Plan 2027-2029.docx
+++ b/ASCO Strategic Plan 2027-2029.docx
@@ -328,7 +328,7 @@
           <w:b w:val="0"/>
           <w:sz w:val="21"/>
         </w:rPr>
-        <w:t>Website: https://www.africansolidaritycivic.org/ | General email: info@africansolidaritycivic.org | Donations: donations@africansolidaritycivic.org | WhatsApp: +27 78 287 2814 | 49 Rif Road, Manor Gardens, Durban, KwaZulu-Natal, 4001.</w:t>
+        <w:t>Website: https://www.africansolidaritycivic.org/ | General email: info@africansolidaritycivic.org | Donations: donations@africansolidaritycivic.org | WhatsApp: +27 76 757 5773 | 49 Rif Road, Manor Gardens, Durban, KwaZulu-Natal, 4001.</w:t>
       </w:r>
     </w:p>
     <w:p>
